--- a/原题/第二周原题/向量和矩阵.docx
+++ b/原题/第二周原题/向量和矩阵.docx
@@ -2164,51 +2164,51 @@
         <w:rPr>
           <w:rFonts w:hint="eastAsia"/>
         </w:rPr>
-        <w:t>创建向量</w:t>
-      </w:r>
-      <w:r>
-        <w:rPr>
-          <w:rFonts w:hint="eastAsia"/>
-        </w:rPr>
-        <w:t>x=</w:t>
+        <w:t>用x=rpois(300,100)创建长度为300的向量x</w:t>
+      </w:r>
+      <w:r>
+        <w:rPr>
+          <w:rFonts w:hint="eastAsia"/>
+        </w:rPr>
+        <w:t/>
       </w:r>
       <w:proofErr w:type="spellStart"/>
       <w:r>
         <w:rPr>
           <w:rFonts w:hint="eastAsia"/>
         </w:rPr>
-        <w:t>rpois</w:t>
+        <w:t/>
       </w:r>
       <w:proofErr w:type="spellEnd"/>
       <w:r>
         <w:rPr>
           <w:rFonts w:hint="eastAsia"/>
         </w:rPr>
-        <w:t>(300,100)</w:t>
-      </w:r>
-      <w:r>
-        <w:rPr>
-          <w:rFonts w:hint="eastAsia"/>
-        </w:rPr>
-        <w:t>创建长度为</w:t>
-      </w:r>
-      <w:r>
-        <w:rPr>
-          <w:rFonts w:hint="eastAsia"/>
-        </w:rPr>
-        <w:t>300</w:t>
-      </w:r>
-      <w:r>
-        <w:rPr>
-          <w:rFonts w:hint="eastAsia"/>
-        </w:rPr>
-        <w:t>的向量</w:t>
-      </w:r>
-      <w:r>
-        <w:rPr>
-          <w:rFonts w:hint="eastAsia"/>
-        </w:rPr>
-        <w:t>x</w:t>
+        <w:t/>
+      </w:r>
+      <w:r>
+        <w:rPr>
+          <w:rFonts w:hint="eastAsia"/>
+        </w:rPr>
+        <w:t/>
+      </w:r>
+      <w:r>
+        <w:rPr>
+          <w:rFonts w:hint="eastAsia"/>
+        </w:rPr>
+        <w:t/>
+      </w:r>
+      <w:r>
+        <w:rPr>
+          <w:rFonts w:hint="eastAsia"/>
+        </w:rPr>
+        <w:t/>
+      </w:r>
+      <w:r>
+        <w:rPr>
+          <w:rFonts w:hint="eastAsia"/>
+        </w:rPr>
+        <w:t/>
       </w:r>
       <w:r>
         <w:rPr>
@@ -3791,19 +3791,19 @@
         <w:rPr>
           <w:rFonts w:hint="eastAsia"/>
         </w:rPr>
-        <w:t>提到矩阵</w:t>
-      </w:r>
-      <w:r>
-        <w:rPr>
-          <w:rFonts w:hint="eastAsia"/>
-        </w:rPr>
-        <w:t>x</w:t>
-      </w:r>
-      <w:r>
-        <w:rPr>
-          <w:rFonts w:hint="eastAsia"/>
-        </w:rPr>
-        <w:t>的特征值。</w:t>
+        <w:t>求矩阵x的特征值</w:t>
+      </w:r>
+      <w:r>
+        <w:rPr>
+          <w:rFonts w:hint="eastAsia"/>
+        </w:rPr>
+        <w:t/>
+      </w:r>
+      <w:r>
+        <w:rPr>
+          <w:rFonts w:hint="eastAsia"/>
+        </w:rPr>
+        <w:t>。</w:t>
       </w:r>
     </w:p>
     <w:p>
@@ -4464,34 +4464,34 @@
         <w:t>,</w:t>
       </w:r>
       <w:r>
-        <w:t xml:space="preserve"> 12</w:t>
-      </w:r>
-      <w:r>
-        <w:rPr>
-          <w:rFonts w:hint="eastAsia"/>
-        </w:rPr>
-        <w:t>,</w:t>
-      </w:r>
-      <w:r>
-        <w:t xml:space="preserve"> </w:t>
-      </w:r>
-      <w:r>
-        <w:rPr>
-          <w:rFonts w:hint="eastAsia"/>
-        </w:rPr>
-        <w:t>6.</w:t>
-      </w:r>
-      <w:r>
-        <w:t xml:space="preserve"> 10</w:t>
-      </w:r>
-      <w:r>
-        <w:rPr>
-          <w:rFonts w:hint="eastAsia"/>
-        </w:rPr>
-        <w:t>,</w:t>
-      </w:r>
-      <w:r>
-        <w:t xml:space="preserve"> 3</w:t>
+        <w:t xml:space="preserve"> 12, 6, 10, 3</w:t>
+      </w:r>
+      <w:r>
+        <w:rPr>
+          <w:rFonts w:hint="eastAsia"/>
+        </w:rPr>
+        <w:t/>
+      </w:r>
+      <w:r>
+        <w:t xml:space="preserve"/>
+      </w:r>
+      <w:r>
+        <w:rPr>
+          <w:rFonts w:hint="eastAsia"/>
+        </w:rPr>
+        <w:t/>
+      </w:r>
+      <w:r>
+        <w:t xml:space="preserve"/>
+      </w:r>
+      <w:r>
+        <w:rPr>
+          <w:rFonts w:hint="eastAsia"/>
+        </w:rPr>
+        <w:t/>
+      </w:r>
+      <w:r>
+        <w:t xml:space="preserve"/>
       </w:r>
       <w:r>
         <w:rPr>
